--- a/docs/QUY TRÌNH ĐIỀU PHỐI VÀ GIAO NHẬN.docx
+++ b/docs/QUY TRÌNH ĐIỀU PHỐI VÀ GIAO NHẬN.docx
@@ -5252,25 +5252,38 @@
         </w:pBdr>
         <w:rPr>
           <w:color w:val="1F1F1F"/>
-          <w:lang w:val="vi-VN"/>
-        </w:rPr>
-      </w:pPr>
-      <w:r>
-        <w:rPr>
-          <w:color w:val="1F1F1F"/>
-        </w:rPr>
-        <w:t>g</w:t>
-      </w:r>
-      <w:r>
-        <w:rPr>
-          <w:color w:val="1F1F1F"/>
-          <w:lang w:val="vi-VN"/>
-        </w:rPr>
-        <w:t>) Mô hình BPMN</w:t>
-      </w:r>
+        </w:rPr>
+      </w:pPr>
     </w:p>
     <w:p>
       <w:pPr>
+        <w:pBdr>
+          <w:top w:val="nil"/>
+          <w:bottom w:val="nil"/>
+          <w:right w:val="nil"/>
+          <w:between w:val="nil"/>
+        </w:pBdr>
+        <w:rPr>
+          <w:color w:val="1F1F1F"/>
+          <w:lang w:val="vi-VN"/>
+        </w:rPr>
+      </w:pPr>
+      <w:r>
+        <w:rPr>
+          <w:color w:val="1F1F1F"/>
+        </w:rPr>
+        <w:t>g</w:t>
+      </w:r>
+      <w:r>
+        <w:rPr>
+          <w:color w:val="1F1F1F"/>
+          <w:lang w:val="vi-VN"/>
+        </w:rPr>
+        <w:t>) Mô hình BPMN</w:t>
+      </w:r>
+    </w:p>
+    <w:p>
+      <w:pPr>
         <w:pStyle w:val="NormalWeb"/>
       </w:pPr>
       <w:r>
@@ -5279,10 +5292,10 @@
         </w:rPr>
         <w:lastRenderedPageBreak/>
         <w:drawing>
-          <wp:inline distT="0" distB="0" distL="0" distR="0" wp14:anchorId="32EEE66F" wp14:editId="62392C86">
-            <wp:extent cx="5733415" cy="2238375"/>
-            <wp:effectExtent l="0" t="0" r="635" b="9525"/>
-            <wp:docPr id="1" name="Picture 1"/>
+          <wp:inline distT="0" distB="0" distL="0" distR="0" wp14:anchorId="0318D9AB" wp14:editId="67D63E80">
+            <wp:extent cx="5733415" cy="2239645"/>
+            <wp:effectExtent l="0" t="0" r="635" b="8255"/>
+            <wp:docPr id="4" name="Picture 4"/>
             <wp:cNvGraphicFramePr>
               <a:graphicFrameLocks xmlns:a="http://schemas.openxmlformats.org/drawingml/2006/main" noChangeAspect="1"/>
             </wp:cNvGraphicFramePr>
@@ -5311,7 +5324,7 @@
                   <pic:spPr bwMode="auto">
                     <a:xfrm>
                       <a:off x="0" y="0"/>
-                      <a:ext cx="5733415" cy="2238375"/>
+                      <a:ext cx="5733415" cy="2239645"/>
                     </a:xfrm>
                     <a:prstGeom prst="rect">
                       <a:avLst/>
@@ -9843,6 +9856,7 @@
                 <w:bCs/>
                 <w:color w:val="1F1F1F"/>
               </w:rPr>
+              <w:lastRenderedPageBreak/>
               <w:t>A2</w:t>
             </w:r>
           </w:p>
@@ -11779,6 +11793,7 @@
                 <w:bCs/>
                 <w:color w:val="1F1F1F"/>
               </w:rPr>
+              <w:lastRenderedPageBreak/>
               <w:t>A12</w:t>
             </w:r>
           </w:p>
@@ -13961,7 +13976,13 @@
               <m:rPr>
                 <m:nor/>
               </m:rPr>
-              <m:t xml:space="preserve"> giờ</m:t>
+              <m:t xml:space="preserve"> gi</m:t>
+            </m:r>
+            <m:r>
+              <m:rPr>
+                <m:nor/>
+              </m:rPr>
+              <m:t>ờ</m:t>
             </m:r>
           </m:e>
         </m:d>
@@ -14491,6 +14512,7 @@
                 <w:bCs/>
                 <w:color w:val="1F1F1F"/>
               </w:rPr>
+              <w:lastRenderedPageBreak/>
               <w:t>Mã</w:t>
             </w:r>
           </w:p>
@@ -16521,6 +16543,7 @@
                 <w:bCs/>
                 <w:color w:val="1F1F1F"/>
               </w:rPr>
+              <w:lastRenderedPageBreak/>
               <w:t>A9</w:t>
             </w:r>
           </w:p>
@@ -18906,7 +18929,16 @@
           <w:bCs/>
           <w:color w:val="1F1F1F"/>
         </w:rPr>
-        <w:t xml:space="preserve">) chiếm tỷ trọng lớn nhất trong cấu trúc chi phí. Chi phí lãng phí NVA do giao thất bại/hoàn hàng tuy chỉ chiếm </w:t>
+        <w:t xml:space="preserve">) chiếm tỷ trọng lớn nhất trong cấu trúc chi phí. Chi phí lãng phí NVA </w:t>
+      </w:r>
+      <w:r>
+        <w:rPr>
+          <w:b/>
+          <w:bCs/>
+          <w:color w:val="1F1F1F"/>
+        </w:rPr>
+        <w:lastRenderedPageBreak/>
+        <w:t xml:space="preserve">do giao thất bại/hoàn hàng tuy chỉ chiếm </w:t>
       </w:r>
       <m:oMath>
         <m:r>
@@ -19512,7 +19544,6 @@
           <w:iCs/>
           <w:color w:val="1F1F1F"/>
         </w:rPr>
-        <w:lastRenderedPageBreak/>
         <w:t>Lợi ích: Giảm thời gian di chuyển thụ động (</w:t>
       </w:r>
       <m:oMath>
@@ -20264,6 +20295,7 @@
                 <w:bCs/>
                 <w:color w:val="1F1F1F"/>
               </w:rPr>
+              <w:lastRenderedPageBreak/>
               <w:t>Hiệu suất thời gian (Time Efficiency)</w:t>
             </w:r>
           </w:p>
@@ -20836,7 +20868,6 @@
         <w:rPr>
           <w:noProof/>
         </w:rPr>
-        <w:lastRenderedPageBreak/>
         <w:drawing>
           <wp:inline distT="0" distB="0" distL="0" distR="0" wp14:anchorId="23BCBBD2" wp14:editId="22E7CD07">
             <wp:extent cx="5733415" cy="1845310"/>
@@ -22594,6 +22625,7 @@
           <w:szCs w:val="24"/>
           <w:lang w:val="en-US"/>
         </w:rPr>
+        <w:lastRenderedPageBreak/>
         <w:t xml:space="preserve">[4] Object Management Group (OMG), </w:t>
       </w:r>
       <w:r>
